--- a/docs/requirements/智能充电桩调度计费系统详细需求 20260327(1).docx
+++ b/docs/requirements/智能充电桩调度计费系统详细需求 20260327(1).docx
@@ -13,7 +13,6 @@
           <w:szCs w:val="36"/>
         </w:rPr>
       </w:pPr>
-      <w:bookmarkStart w:id="0" w:name="_GoBack"/>
       <w:r>
         <w:rPr>
           <w:rFonts w:hint="eastAsia" w:ascii="微软雅黑" w:hAnsi="微软雅黑" w:eastAsia="微软雅黑"/>
@@ -52,7 +51,7 @@
                     </pic:cNvPicPr>
                   </pic:nvPicPr>
                   <pic:blipFill>
-                    <a:blip r:embed="rId4" cstate="print">
+                    <a:blip r:embed="rId6" cstate="print">
                       <a:extLst>
                         <a:ext uri="{28A0092B-C50C-407E-A947-70E740481C1C}">
                           <a14:useLocalDpi xmlns:a14="http://schemas.microsoft.com/office/drawing/2010/main" val="0"/>
@@ -822,7 +821,14 @@
         <w:rPr>
           <w:rFonts w:ascii="Times New Roman" w:hAnsi="Times New Roman" w:eastAsia="宋体" w:cs="Times New Roman"/>
         </w:rPr>
-        <w:t>用户客户端需要具备的功能包括：注册、登录；查看充电详单信息</w:t>
+        <w:t>用户客户端需要具备的功能包括：注册、登录；</w:t>
+      </w:r>
+      <w:commentRangeStart w:id="0"/>
+      <w:r>
+        <w:rPr>
+          <w:rFonts w:ascii="Times New Roman" w:hAnsi="Times New Roman" w:eastAsia="宋体" w:cs="Times New Roman"/>
+        </w:rPr>
+        <w:t>查看充电详单信息</w:t>
       </w:r>
       <w:r>
         <w:rPr>
@@ -870,7 +876,17 @@
         <w:rPr>
           <w:rFonts w:ascii="Times New Roman" w:hAnsi="Times New Roman" w:eastAsia="宋体" w:cs="Times New Roman"/>
         </w:rPr>
-        <w:t>、总费用；提交或修改充电请求，包括充电模式（快充/慢充）、本次请求充电量；查看本车排队号码</w:t>
+        <w:t>、总费用；</w:t>
+      </w:r>
+      <w:commentRangeEnd w:id="0"/>
+      <w:r>
+        <w:commentReference w:id="0"/>
+      </w:r>
+      <w:r>
+        <w:rPr>
+          <w:rFonts w:ascii="Times New Roman" w:hAnsi="Times New Roman" w:eastAsia="宋体" w:cs="Times New Roman"/>
+        </w:rPr>
+        <w:t>提交或修改充电请求，包括充电模式（快充/慢充）、本次请求充电量；查看本车排队号码</w:t>
       </w:r>
       <w:r>
         <w:rPr>
@@ -892,6 +908,7 @@
           <w:ilvl w:val="1"/>
           <w:numId w:val="1"/>
         </w:numPr>
+        <w:spacing w:line="240" w:lineRule="auto"/>
         <w:ind w:firstLineChars="0"/>
         <w:rPr>
           <w:rFonts w:ascii="Times New Roman" w:hAnsi="Times New Roman" w:eastAsia="宋体" w:cs="Times New Roman"/>
@@ -901,43 +918,116 @@
         <w:rPr>
           <w:rFonts w:ascii="Times New Roman" w:hAnsi="Times New Roman" w:eastAsia="宋体" w:cs="Times New Roman"/>
         </w:rPr>
-        <w:t>管理员客户端需要具备的功能包括：启动/关闭充电桩；查看所有充电桩状态（各充电桩的当前状态信息（是否正常工作、系统启动后累计充电次数、充电总时长、充电总电量））；查看各充电桩等候服务的车辆信息（用户ID、车辆电池</w:t>
-      </w:r>
-      <w:r>
-        <w:rPr>
-          <w:rFonts w:hint="eastAsia" w:ascii="Times New Roman" w:hAnsi="Times New Roman" w:eastAsia="宋体" w:cs="Times New Roman"/>
+        <w:t>管理员客户端需要具备的功能包括：启动/关闭充电桩；查看所有充电桩状态（各充电桩的当前状态信息（</w:t>
+      </w:r>
+      <w:commentRangeStart w:id="1"/>
+      <w:r>
+        <w:rPr>
+          <w:rFonts w:ascii="Times New Roman" w:hAnsi="Times New Roman" w:eastAsia="宋体" w:cs="Times New Roman"/>
+          <w:color w:val="000000" w:themeColor="text1"/>
+          <w:highlight w:val="cyan"/>
+          <w14:textFill>
+            <w14:solidFill>
+              <w14:schemeClr w14:val="tx1"/>
+            </w14:solidFill>
+          </w14:textFill>
+        </w:rPr>
+        <w:t>是否正常工作、系统启动后累计充电次数、充电总时长、充电总电量））；查看各充电桩等候服务的车辆信息（用户ID、车辆电池</w:t>
+      </w:r>
+      <w:r>
+        <w:rPr>
+          <w:rFonts w:hint="eastAsia" w:ascii="Times New Roman" w:hAnsi="Times New Roman" w:eastAsia="宋体" w:cs="Times New Roman"/>
+          <w:color w:val="000000" w:themeColor="text1"/>
+          <w:highlight w:val="cyan"/>
+          <w14:textFill>
+            <w14:solidFill>
+              <w14:schemeClr w14:val="tx1"/>
+            </w14:solidFill>
+          </w14:textFill>
         </w:rPr>
         <w:t>总</w:t>
       </w:r>
       <w:r>
         <w:rPr>
           <w:rFonts w:ascii="Times New Roman" w:hAnsi="Times New Roman" w:eastAsia="宋体" w:cs="Times New Roman"/>
+          <w:color w:val="000000" w:themeColor="text1"/>
+          <w:highlight w:val="cyan"/>
+          <w14:textFill>
+            <w14:solidFill>
+              <w14:schemeClr w14:val="tx1"/>
+            </w14:solidFill>
+          </w14:textFill>
         </w:rPr>
         <w:t>容量</w:t>
       </w:r>
       <w:r>
         <w:rPr>
           <w:rFonts w:hint="eastAsia" w:ascii="Times New Roman" w:hAnsi="Times New Roman" w:eastAsia="宋体" w:cs="Times New Roman"/>
+          <w:color w:val="000000" w:themeColor="text1"/>
+          <w:highlight w:val="cyan"/>
+          <w14:textFill>
+            <w14:solidFill>
+              <w14:schemeClr w14:val="tx1"/>
+            </w14:solidFill>
+          </w14:textFill>
         </w:rPr>
         <w:t>(度</w:t>
       </w:r>
       <w:r>
         <w:rPr>
           <w:rFonts w:ascii="Times New Roman" w:hAnsi="Times New Roman" w:eastAsia="宋体" w:cs="Times New Roman"/>
+          <w:color w:val="000000" w:themeColor="text1"/>
+          <w:highlight w:val="cyan"/>
+          <w14:textFill>
+            <w14:solidFill>
+              <w14:schemeClr w14:val="tx1"/>
+            </w14:solidFill>
+          </w14:textFill>
         </w:rPr>
         <w:t>)、请求充电量</w:t>
       </w:r>
       <w:r>
         <w:rPr>
           <w:rFonts w:hint="eastAsia" w:ascii="Times New Roman" w:hAnsi="Times New Roman" w:eastAsia="宋体" w:cs="Times New Roman"/>
+          <w:color w:val="000000" w:themeColor="text1"/>
+          <w:highlight w:val="cyan"/>
+          <w14:textFill>
+            <w14:solidFill>
+              <w14:schemeClr w14:val="tx1"/>
+            </w14:solidFill>
+          </w14:textFill>
         </w:rPr>
         <w:t>(度</w:t>
       </w:r>
       <w:r>
         <w:rPr>
           <w:rFonts w:ascii="Times New Roman" w:hAnsi="Times New Roman" w:eastAsia="宋体" w:cs="Times New Roman"/>
-        </w:rPr>
-        <w:t>)、排队时长）；报表展示，至少包含如下字段</w:t>
+          <w:color w:val="000000" w:themeColor="text1"/>
+          <w:highlight w:val="cyan"/>
+          <w14:textFill>
+            <w14:solidFill>
+              <w14:schemeClr w14:val="tx1"/>
+            </w14:solidFill>
+          </w14:textFill>
+        </w:rPr>
+        <w:t>)、排队时长）</w:t>
+      </w:r>
+      <w:commentRangeEnd w:id="1"/>
+      <w:r>
+        <w:commentReference w:id="1"/>
+      </w:r>
+      <w:r>
+        <w:rPr>
+          <w:rFonts w:ascii="Times New Roman" w:hAnsi="Times New Roman" w:eastAsia="宋体" w:cs="Times New Roman"/>
+          <w:color w:val="0000FF"/>
+        </w:rPr>
+        <w:t>；</w:t>
+      </w:r>
+      <w:r>
+        <w:rPr>
+          <w:rFonts w:ascii="Times New Roman" w:hAnsi="Times New Roman" w:eastAsia="宋体" w:cs="Times New Roman"/>
+        </w:rPr>
+        <w:t>报表展示，至少包含如下字段</w:t>
       </w:r>
       <w:r>
         <w:rPr>
@@ -949,7 +1039,15 @@
         <w:rPr>
           <w:rFonts w:ascii="Times New Roman" w:hAnsi="Times New Roman" w:eastAsia="宋体" w:cs="Times New Roman"/>
         </w:rPr>
-        <w:t>时间(日、周、月)、充电桩编号、累计充电次数、累计充电时长、累计充电量、累计充电费</w:t>
+        <w:t>时间(日、周、月)、充电桩编号、累计充电次数、累计充电时</w:t>
+      </w:r>
+      <w:bookmarkStart w:id="0" w:name="_GoBack"/>
+      <w:bookmarkEnd w:id="0"/>
+      <w:r>
+        <w:rPr>
+          <w:rFonts w:ascii="Times New Roman" w:hAnsi="Times New Roman" w:eastAsia="宋体" w:cs="Times New Roman"/>
+        </w:rPr>
+        <w:t>长、累计充电量、累计充电费</w:t>
       </w:r>
       <w:r>
         <w:rPr>
@@ -1024,7 +1122,25 @@
         <w:rPr>
           <w:rFonts w:ascii="Times New Roman" w:hAnsi="Times New Roman" w:eastAsia="宋体" w:cs="Times New Roman"/>
         </w:rPr>
-        <w:t>户在特殊状态下修改充电请求，</w:t>
+        <w:t>户在特殊状态下</w:t>
+      </w:r>
+      <w:commentRangeStart w:id="2"/>
+      <w:r>
+        <w:rPr>
+          <w:rFonts w:ascii="Times New Roman" w:hAnsi="Times New Roman" w:eastAsia="宋体" w:cs="Times New Roman"/>
+          <w:highlight w:val="cyan"/>
+        </w:rPr>
+        <w:t>修改充电请求</w:t>
+      </w:r>
+      <w:commentRangeEnd w:id="2"/>
+      <w:r>
+        <w:commentReference w:id="2"/>
+      </w:r>
+      <w:r>
+        <w:rPr>
+          <w:rFonts w:ascii="Times New Roman" w:hAnsi="Times New Roman" w:eastAsia="宋体" w:cs="Times New Roman"/>
+        </w:rPr>
+        <w:t>，</w:t>
       </w:r>
       <w:r>
         <w:rPr>
@@ -1237,8 +1353,15 @@
       <w:r>
         <w:rPr>
           <w:rFonts w:ascii="Times New Roman" w:hAnsi="Times New Roman" w:eastAsia="宋体" w:cs="Times New Roman"/>
-        </w:rPr>
-        <w:t>优先级调度：暂停等候区叫号服务，当其它同类型充电桩</w:t>
+          <w:highlight w:val="cyan"/>
+        </w:rPr>
+        <w:t>优先级调度：</w:t>
+      </w:r>
+      <w:r>
+        <w:rPr>
+          <w:rFonts w:ascii="Times New Roman" w:hAnsi="Times New Roman" w:eastAsia="宋体" w:cs="Times New Roman"/>
+        </w:rPr>
+        <w:t>暂停等候区叫号服务，当其它同类型充电桩</w:t>
       </w:r>
       <w:r>
         <w:rPr>
@@ -1280,8 +1403,15 @@
       <w:r>
         <w:rPr>
           <w:rFonts w:ascii="Times New Roman" w:hAnsi="Times New Roman" w:eastAsia="宋体" w:cs="Times New Roman"/>
-        </w:rPr>
-        <w:t>时间顺序调度：暂停等候区叫号服务，将其它同类型充电桩中尚未充电的车辆与故障候队列中车辆合为一组，按照排队号码先后顺序重新调度。调度完毕后，再重新开启等候区叫号服务。</w:t>
+          <w:highlight w:val="cyan"/>
+        </w:rPr>
+        <w:t>时间顺序调度</w:t>
+      </w:r>
+      <w:r>
+        <w:rPr>
+          <w:rFonts w:ascii="Times New Roman" w:hAnsi="Times New Roman" w:eastAsia="宋体" w:cs="Times New Roman"/>
+        </w:rPr>
+        <w:t>：暂停等候区叫号服务，将其它同类型充电桩中尚未充电的车辆与故障候队列中车辆合为一组，按照排队号码先后顺序重新调度。调度完毕后，再重新开启等候区叫号服务。</w:t>
       </w:r>
     </w:p>
     <w:p>
@@ -1626,7 +1756,6 @@
         <w:t>，在系统验收测试时可自由设置。</w:t>
       </w:r>
     </w:p>
-    <w:bookmarkEnd w:id="0"/>
     <w:sectPr>
       <w:pgSz w:w="11906" w:h="16838"/>
       <w:pgMar w:top="1440" w:right="1800" w:bottom="1440" w:left="1800" w:header="851" w:footer="992" w:gutter="0"/>
@@ -1635,6 +1764,82 @@
     </w:sectPr>
   </w:body>
 </w:document>
+</file>
+
+<file path=word/comments.xml><?xml version="1.0" encoding="utf-8"?>
+<w:comments xmlns:wpc="http://schemas.microsoft.com/office/word/2010/wordprocessingCanvas" xmlns:mc="http://schemas.openxmlformats.org/markup-compatibility/2006" xmlns:o="urn:schemas-microsoft-com:office:office" xmlns:r="http://schemas.openxmlformats.org/officeDocument/2006/relationships" xmlns:m="http://schemas.openxmlformats.org/officeDocument/2006/math" xmlns:v="urn:schemas-microsoft-com:vml" xmlns:wp14="http://schemas.microsoft.com/office/word/2010/wordprocessingDrawing" xmlns:wp="http://schemas.openxmlformats.org/drawingml/2006/wordprocessingDrawing" xmlns:w="http://schemas.openxmlformats.org/wordprocessingml/2006/main" xmlns:w14="http://schemas.microsoft.com/office/word/2010/wordml" xmlns:w15="http://schemas.microsoft.com/office/word/2012/wordml" xmlns:w10="urn:schemas-microsoft-com:office:word" xmlns:wpg="http://schemas.microsoft.com/office/word/2010/wordprocessingGroup" xmlns:wpi="http://schemas.microsoft.com/office/word/2010/wordprocessingInk" xmlns:wne="http://schemas.microsoft.com/office/word/2006/wordml" xmlns:wps="http://schemas.microsoft.com/office/word/2010/wordprocessingShape" xmlns:wpsCustomData="http://www.wps.cn/officeDocument/2013/wpsCustomData" mc:Ignorable="w14 w15 wp14">
+  <w:comment w:id="0" w:author="曹伊凡" w:date="2026-04-21T15:50:17Z" w:initials="">
+    <w:p>
+      <w:pPr>
+        <w:pStyle w:val="2"/>
+        <w:rPr>
+          <w:rFonts w:hint="default"/>
+          <w:lang w:val="en-US" w:eastAsia="zh-CN"/>
+        </w:rPr>
+      </w:pPr>
+      <w:r>
+        <w:rPr>
+          <w:rFonts w:hint="eastAsia"/>
+          <w:lang w:val="en-US" w:eastAsia="zh-CN"/>
+        </w:rPr>
+        <w:t>好像和我们的不太一样，改</w:t>
+      </w:r>
+    </w:p>
+    <w:p>
+      <w:pPr>
+        <w:pStyle w:val="2"/>
+        <w:rPr>
+          <w:rFonts w:hint="default"/>
+          <w:lang w:val="en-US" w:eastAsia="zh-CN"/>
+        </w:rPr>
+      </w:pPr>
+    </w:p>
+  </w:comment>
+  <w:comment w:id="1" w:author="曹伊凡" w:date="2026-04-21T15:49:34Z" w:initials="">
+    <w:p>
+      <w:pPr>
+        <w:pStyle w:val="2"/>
+        <w:rPr>
+          <w:rFonts w:hint="default" w:eastAsiaTheme="minorEastAsia"/>
+          <w:lang w:val="en-US" w:eastAsia="zh-CN"/>
+        </w:rPr>
+      </w:pPr>
+      <w:r>
+        <w:rPr>
+          <w:rFonts w:hint="eastAsia"/>
+          <w:lang w:val="en-US" w:eastAsia="zh-CN"/>
+        </w:rPr>
+        <w:t>这些我们还没做</w:t>
+      </w:r>
+    </w:p>
+  </w:comment>
+  <w:comment w:id="2" w:author="曹伊凡" w:date="2026-04-22T01:47:23Z" w:initials="">
+    <w:p>
+      <w:pPr>
+        <w:pStyle w:val="2"/>
+        <w:rPr>
+          <w:rFonts w:hint="default" w:eastAsiaTheme="minorEastAsia"/>
+          <w:lang w:val="en-US" w:eastAsia="zh-CN"/>
+        </w:rPr>
+      </w:pPr>
+      <w:r>
+        <w:rPr>
+          <w:rFonts w:hint="eastAsia"/>
+          <w:lang w:val="en-US" w:eastAsia="zh-CN"/>
+        </w:rPr>
+        <w:t>这部分还没有，增量Ⅱ可完善</w:t>
+      </w:r>
+    </w:p>
+  </w:comment>
+</w:comments>
+</file>
+
+<file path=word/commentsExtended.xml><?xml version="1.0" encoding="utf-8"?>
+<w15:commentsEx xmlns:wpc="http://schemas.microsoft.com/office/word/2010/wordprocessingCanvas" xmlns:mc="http://schemas.openxmlformats.org/markup-compatibility/2006" xmlns:o="urn:schemas-microsoft-com:office:office" xmlns:r="http://schemas.openxmlformats.org/officeDocument/2006/relationships" xmlns:m="http://schemas.openxmlformats.org/officeDocument/2006/math" xmlns:v="urn:schemas-microsoft-com:vml" xmlns:wp14="http://schemas.microsoft.com/office/word/2010/wordprocessingDrawing" xmlns:wp="http://schemas.openxmlformats.org/drawingml/2006/wordprocessingDrawing" xmlns:w="http://schemas.openxmlformats.org/wordprocessingml/2006/main" xmlns:w14="http://schemas.microsoft.com/office/word/2010/wordml" xmlns:w15="http://schemas.microsoft.com/office/word/2012/wordml" xmlns:w10="urn:schemas-microsoft-com:office:word" xmlns:wpg="http://schemas.microsoft.com/office/word/2010/wordprocessingGroup" xmlns:wpi="http://schemas.microsoft.com/office/word/2010/wordprocessingInk" xmlns:wne="http://schemas.microsoft.com/office/word/2006/wordml" xmlns:wps="http://schemas.microsoft.com/office/word/2010/wordprocessingShape" xmlns:wpsCustomData="http://www.wps.cn/officeDocument/2013/wpsCustomData" mc:Ignorable="w14 w15 wp14">
+  <w15:commentEx w15:paraId="7191395D" w15:done="0"/>
+  <w15:commentEx w15:paraId="496C82A5" w15:done="0"/>
+  <w15:commentEx w15:paraId="39F6583E" w15:done="0"/>
+</w15:commentsEx>
 </file>
 
 <file path=word/numbering.xml><?xml version="1.0" encoding="utf-8"?>
@@ -1801,6 +2006,14 @@
     <w:abstractNumId w:val="2"/>
   </w:num>
 </w:numbering>
+</file>
+
+<file path=word/people.xml><?xml version="1.0" encoding="utf-8"?>
+<w15:people xmlns:wpc="http://schemas.microsoft.com/office/word/2010/wordprocessingCanvas" xmlns:mc="http://schemas.openxmlformats.org/markup-compatibility/2006" xmlns:o="urn:schemas-microsoft-com:office:office" xmlns:r="http://schemas.openxmlformats.org/officeDocument/2006/relationships" xmlns:m="http://schemas.openxmlformats.org/officeDocument/2006/math" xmlns:v="urn:schemas-microsoft-com:vml" xmlns:wp14="http://schemas.microsoft.com/office/word/2010/wordprocessingDrawing" xmlns:wp="http://schemas.openxmlformats.org/drawingml/2006/wordprocessingDrawing" xmlns:w="http://schemas.openxmlformats.org/wordprocessingml/2006/main" xmlns:w14="http://schemas.microsoft.com/office/word/2010/wordml" xmlns:w15="http://schemas.microsoft.com/office/word/2012/wordml" xmlns:w10="urn:schemas-microsoft-com:office:word" xmlns:wpg="http://schemas.microsoft.com/office/word/2010/wordprocessingGroup" xmlns:wpi="http://schemas.microsoft.com/office/word/2010/wordprocessingInk" xmlns:wne="http://schemas.microsoft.com/office/word/2006/wordml" xmlns:wps="http://schemas.microsoft.com/office/word/2010/wordprocessingShape" xmlns:wpsCustomData="http://www.wps.cn/officeDocument/2013/wpsCustomData" mc:Ignorable="w14 w15 wp14">
+  <w15:person w15:author="曹伊凡">
+    <w15:presenceInfo w15:providerId="WPS Office" w15:userId="8370162679"/>
+  </w15:person>
+</w15:people>
 </file>
 
 <file path=word/styles.xml><?xml version="1.0" encoding="utf-8"?>
